--- a/docx/10-textos-en-papel/10-textos-en-papel.docx
+++ b/docx/10-textos-en-papel/10-textos-en-papel.docx
@@ -603,7 +603,7 @@
     </w:p>
     <w:bookmarkEnd w:id="16"/>
     <w:bookmarkEnd w:id="17"/>
-    <w:bookmarkStart w:id="24" w:name="marcar-sin-destrozar"/>
+    <w:bookmarkStart w:id="27" w:name="marcar-sin-destrozar"/>
     <w:p>
       <w:pPr>
         <w:pStyle w:val="Heading1"/>
@@ -705,7 +705,7 @@
       </w:r>
     </w:p>
     <w:bookmarkEnd w:id="18"/>
-    <w:bookmarkStart w:id="19" w:name="lo-que-hay-que-saber"/>
+    <w:bookmarkStart w:id="22" w:name="lo-que-hay-que-saber"/>
     <w:p>
       <w:pPr>
         <w:pStyle w:val="Heading2"/>
@@ -1082,19 +1082,61 @@
     </w:p>
     <w:p>
       <w:pPr>
-        <w:pStyle w:val="BodyText"/>
-      </w:pPr>
-    </w:p>
-    <w:p>
-      <w:pPr>
-        <w:pStyle w:val="BodyText"/>
+        <w:pStyle w:val="CaptionedFigure"/>
+      </w:pPr>
+      <w:r>
+        <w:drawing>
+          <wp:inline>
+            <wp:extent cx="5334000" cy="2274613"/>
+            <wp:effectExtent b="0" l="0" r="0" t="0"/>
+            <wp:docPr descr="Tu página de trabajo" title="" id="20" name="Picture"/>
+            <a:graphic>
+              <a:graphicData uri="http://schemas.openxmlformats.org/drawingml/2006/picture">
+                <pic:pic>
+                  <pic:nvPicPr>
+                    <pic:cNvPr descr="public/img/10-textos-en-papel/01-pagina-de-trabajo.png" id="21" name="Picture"/>
+                    <pic:cNvPicPr>
+                      <a:picLocks noChangeArrowheads="1" noChangeAspect="1"/>
+                    </pic:cNvPicPr>
+                  </pic:nvPicPr>
+                  <pic:blipFill>
+                    <a:blip r:embed="rId19"/>
+                    <a:stretch>
+                      <a:fillRect/>
+                    </a:stretch>
+                  </pic:blipFill>
+                  <pic:spPr bwMode="auto">
+                    <a:xfrm>
+                      <a:off x="0" y="0"/>
+                      <a:ext cx="5334000" cy="2274613"/>
+                    </a:xfrm>
+                    <a:prstGeom prst="rect">
+                      <a:avLst/>
+                    </a:prstGeom>
+                    <a:noFill/>
+                    <a:ln w="9525">
+                      <a:noFill/>
+                      <a:headEnd/>
+                      <a:tailEnd/>
+                    </a:ln>
+                  </pic:spPr>
+                </pic:pic>
+              </a:graphicData>
+            </a:graphic>
+          </wp:inline>
+        </w:drawing>
+      </w:r>
+    </w:p>
+    <w:p>
+      <w:pPr>
+        <w:pStyle w:val="ImageCaption"/>
       </w:pPr>
       <w:r>
         <w:t xml:space="preserve">Tu página de trabajo</w:t>
       </w:r>
     </w:p>
-    <w:bookmarkEnd w:id="19"/>
-    <w:bookmarkStart w:id="20" w:name="a-por-ellos"/>
+    <w:bookmarkEnd w:id="22"/>
+    <w:bookmarkStart w:id="23" w:name="a-por-ellos"/>
     <w:p>
       <w:pPr>
         <w:pStyle w:val="Heading2"/>
@@ -1554,8 +1596,8 @@
         </w:pict>
       </w:r>
     </w:p>
-    <w:bookmarkEnd w:id="20"/>
-    <w:bookmarkStart w:id="21" w:name="X10c0c3133cb39612f89778f0405ed668c0f4da5"/>
+    <w:bookmarkEnd w:id="23"/>
+    <w:bookmarkStart w:id="24" w:name="X10c0c3133cb39612f89778f0405ed668c0f4da5"/>
     <w:p>
       <w:pPr>
         <w:pStyle w:val="Heading2"/>
@@ -1637,8 +1679,8 @@
         </w:pict>
       </w:r>
     </w:p>
-    <w:bookmarkEnd w:id="21"/>
-    <w:bookmarkStart w:id="23" w:name="para-el-profe-soluciones-y-pistas"/>
+    <w:bookmarkEnd w:id="24"/>
+    <w:bookmarkStart w:id="26" w:name="para-el-profe-soluciones-y-pistas"/>
     <w:p>
       <w:pPr>
         <w:pStyle w:val="Heading2"/>
@@ -1697,7 +1739,7 @@
       <w:r>
         <w:t xml:space="preserve"> </w:t>
       </w:r>
-      <w:hyperlink r:id="rId22">
+      <w:hyperlink r:id="rId25">
         <w:r>
           <w:rPr>
             <w:rStyle w:val="Hyperlink"/>
@@ -1724,7 +1766,7 @@
       <w:r>
         <w:t xml:space="preserve"> </w:t>
       </w:r>
-      <w:hyperlink r:id="rId22">
+      <w:hyperlink r:id="rId25">
         <w:r>
           <w:rPr>
             <w:rStyle w:val="Hyperlink"/>
@@ -1760,9 +1802,9 @@
         </w:r>
       </w:hyperlink>
     </w:p>
-    <w:bookmarkEnd w:id="23"/>
-    <w:bookmarkEnd w:id="24"/>
-    <w:bookmarkStart w:id="30" w:name="repaso-a-mano"/>
+    <w:bookmarkEnd w:id="26"/>
+    <w:bookmarkEnd w:id="27"/>
+    <w:bookmarkStart w:id="36" w:name="repaso-a-mano"/>
     <w:p>
       <w:pPr>
         <w:pStyle w:val="Heading1"/>
@@ -1826,7 +1868,7 @@
         </w:pict>
       </w:r>
     </w:p>
-    <w:bookmarkStart w:id="25" w:name="en-corto-1"/>
+    <w:bookmarkStart w:id="28" w:name="en-corto-1"/>
     <w:p>
       <w:pPr>
         <w:pStyle w:val="Heading2"/>
@@ -1866,8 +1908,8 @@
         </w:pict>
       </w:r>
     </w:p>
-    <w:bookmarkEnd w:id="25"/>
-    <w:bookmarkStart w:id="26" w:name="lo-que-hay-que-saber-1"/>
+    <w:bookmarkEnd w:id="28"/>
+    <w:bookmarkStart w:id="32" w:name="lo-que-hay-que-saber-1"/>
     <w:p>
       <w:pPr>
         <w:pStyle w:val="Heading2"/>
@@ -2341,19 +2383,61 @@
     </w:p>
     <w:p>
       <w:pPr>
-        <w:pStyle w:val="BodyText"/>
-      </w:pPr>
-    </w:p>
-    <w:p>
-      <w:pPr>
-        <w:pStyle w:val="BodyText"/>
+        <w:pStyle w:val="CaptionedFigure"/>
+      </w:pPr>
+      <w:r>
+        <w:drawing>
+          <wp:inline>
+            <wp:extent cx="5334000" cy="2532303"/>
+            <wp:effectExtent b="0" l="0" r="0" t="0"/>
+            <wp:docPr descr="Repaso a mano en 4 pasos" title="" id="30" name="Picture"/>
+            <a:graphic>
+              <a:graphicData uri="http://schemas.openxmlformats.org/drawingml/2006/picture">
+                <pic:pic>
+                  <pic:nvPicPr>
+                    <pic:cNvPr descr="public/img/10-textos-en-papel/02-repaso-manuscrito.png" id="31" name="Picture"/>
+                    <pic:cNvPicPr>
+                      <a:picLocks noChangeArrowheads="1" noChangeAspect="1"/>
+                    </pic:cNvPicPr>
+                  </pic:nvPicPr>
+                  <pic:blipFill>
+                    <a:blip r:embed="rId29"/>
+                    <a:stretch>
+                      <a:fillRect/>
+                    </a:stretch>
+                  </pic:blipFill>
+                  <pic:spPr bwMode="auto">
+                    <a:xfrm>
+                      <a:off x="0" y="0"/>
+                      <a:ext cx="5334000" cy="2532303"/>
+                    </a:xfrm>
+                    <a:prstGeom prst="rect">
+                      <a:avLst/>
+                    </a:prstGeom>
+                    <a:noFill/>
+                    <a:ln w="9525">
+                      <a:noFill/>
+                      <a:headEnd/>
+                      <a:tailEnd/>
+                    </a:ln>
+                  </pic:spPr>
+                </pic:pic>
+              </a:graphicData>
+            </a:graphic>
+          </wp:inline>
+        </w:drawing>
+      </w:r>
+    </w:p>
+    <w:p>
+      <w:pPr>
+        <w:pStyle w:val="ImageCaption"/>
       </w:pPr>
       <w:r>
         <w:t xml:space="preserve">Repaso a mano en 4 pasos</w:t>
       </w:r>
     </w:p>
-    <w:bookmarkEnd w:id="26"/>
-    <w:bookmarkStart w:id="27" w:name="a-por-ellos-1"/>
+    <w:bookmarkEnd w:id="32"/>
+    <w:bookmarkStart w:id="33" w:name="a-por-ellos-1"/>
     <w:p>
       <w:pPr>
         <w:pStyle w:val="Heading2"/>
@@ -2594,8 +2678,8 @@
         </w:pict>
       </w:r>
     </w:p>
-    <w:bookmarkEnd w:id="27"/>
-    <w:bookmarkStart w:id="28" w:name="X629b972faaa4940d9a2584b297e0f67a36ce8a0"/>
+    <w:bookmarkEnd w:id="33"/>
+    <w:bookmarkStart w:id="34" w:name="X629b972faaa4940d9a2584b297e0f67a36ce8a0"/>
     <w:p>
       <w:pPr>
         <w:pStyle w:val="Heading2"/>
@@ -2659,8 +2743,8 @@
         </w:pict>
       </w:r>
     </w:p>
-    <w:bookmarkEnd w:id="28"/>
-    <w:bookmarkStart w:id="29" w:name="para-el-profe-soluciones-y-pistas-1"/>
+    <w:bookmarkEnd w:id="34"/>
+    <w:bookmarkStart w:id="35" w:name="para-el-profe-soluciones-y-pistas-1"/>
     <w:p>
       <w:pPr>
         <w:pStyle w:val="Heading2"/>
@@ -2710,7 +2794,7 @@
       <w:r>
         <w:t xml:space="preserve"> </w:t>
       </w:r>
-      <w:hyperlink r:id="rId22">
+      <w:hyperlink r:id="rId25">
         <w:r>
           <w:rPr>
             <w:rStyle w:val="Hyperlink"/>
@@ -2773,9 +2857,9 @@
         </w:r>
       </w:hyperlink>
     </w:p>
-    <w:bookmarkEnd w:id="29"/>
-    <w:bookmarkEnd w:id="30"/>
-    <w:bookmarkStart w:id="37" w:name="juegos-y-retos"/>
+    <w:bookmarkEnd w:id="35"/>
+    <w:bookmarkEnd w:id="36"/>
+    <w:bookmarkStart w:id="43" w:name="juegos-y-retos"/>
     <w:p>
       <w:pPr>
         <w:pStyle w:val="Heading1"/>
@@ -2839,7 +2923,7 @@
         </w:pict>
       </w:r>
     </w:p>
-    <w:bookmarkStart w:id="31" w:name="en-corto-2"/>
+    <w:bookmarkStart w:id="37" w:name="en-corto-2"/>
     <w:p>
       <w:pPr>
         <w:pStyle w:val="Heading2"/>
@@ -2863,8 +2947,8 @@
         </w:pict>
       </w:r>
     </w:p>
-    <w:bookmarkEnd w:id="31"/>
-    <w:bookmarkStart w:id="32" w:name="el-fail-de-dani-el-repaso-luminoso"/>
+    <w:bookmarkEnd w:id="37"/>
+    <w:bookmarkStart w:id="38" w:name="el-fail-de-dani-el-repaso-luminoso"/>
     <w:p>
       <w:pPr>
         <w:pStyle w:val="Heading2"/>
@@ -3031,8 +3115,8 @@
         </w:pict>
       </w:r>
     </w:p>
-    <w:bookmarkEnd w:id="32"/>
-    <w:bookmarkStart w:id="33" w:name="reto-mental"/>
+    <w:bookmarkEnd w:id="38"/>
+    <w:bookmarkStart w:id="39" w:name="reto-mental"/>
     <w:p>
       <w:pPr>
         <w:pStyle w:val="Heading2"/>
@@ -3169,8 +3253,8 @@
         </w:pict>
       </w:r>
     </w:p>
-    <w:bookmarkEnd w:id="33"/>
-    <w:bookmarkStart w:id="34" w:name="X0f7444cf1a0ee3a4a626270d4d408d51b40b7fc"/>
+    <w:bookmarkEnd w:id="39"/>
+    <w:bookmarkStart w:id="40" w:name="X0f7444cf1a0ee3a4a626270d4d408d51b40b7fc"/>
     <w:p>
       <w:pPr>
         <w:pStyle w:val="Heading2"/>
@@ -3296,8 +3380,8 @@
         </w:pict>
       </w:r>
     </w:p>
-    <w:bookmarkEnd w:id="34"/>
-    <w:bookmarkStart w:id="35" w:name="logros-de-la-unidad"/>
+    <w:bookmarkEnd w:id="40"/>
+    <w:bookmarkStart w:id="41" w:name="logros-de-la-unidad"/>
     <w:p>
       <w:pPr>
         <w:pStyle w:val="Heading2"/>
@@ -3454,8 +3538,8 @@
         </w:pict>
       </w:r>
     </w:p>
-    <w:bookmarkEnd w:id="35"/>
-    <w:bookmarkStart w:id="36" w:name="poscréditos"/>
+    <w:bookmarkEnd w:id="41"/>
+    <w:bookmarkStart w:id="42" w:name="poscréditos"/>
     <w:p>
       <w:pPr>
         <w:pStyle w:val="Heading2"/>
@@ -3593,7 +3677,7 @@
       <w:r>
         <w:t xml:space="preserve"> </w:t>
       </w:r>
-      <w:hyperlink r:id="rId22">
+      <w:hyperlink r:id="rId25">
         <w:r>
           <w:rPr>
             <w:rStyle w:val="Hyperlink"/>
@@ -3647,7 +3731,7 @@
       <w:r>
         <w:t xml:space="preserve"> </w:t>
       </w:r>
-      <w:hyperlink r:id="rId22">
+      <w:hyperlink r:id="rId25">
         <w:r>
           <w:rPr>
             <w:rStyle w:val="Hyperlink"/>
@@ -3656,8 +3740,8 @@
         </w:r>
       </w:hyperlink>
     </w:p>
-    <w:bookmarkEnd w:id="36"/>
-    <w:bookmarkEnd w:id="37"/>
+    <w:bookmarkEnd w:id="42"/>
+    <w:bookmarkEnd w:id="43"/>
     <w:sectPr>
       <w:footnotePr>
         <w:numRestart w:val="eachSect"/>
